--- a/血压智能管理项目-实施方案说明书.docx
+++ b/血压智能管理项目-实施方案说明书.docx
@@ -867,6 +867,209 @@
     </w:p>
     <w:p>
       <w:pPr>
+        <w:pStyle w:val="Heading3"/>
+      </w:pPr>
+      <w:r>
+        <w:rPr>
+          <w:rFonts w:ascii="微软雅黑" w:hAnsi="微软雅黑" w:eastAsia="微软雅黑"/>
+          <w:color w:val="4472C4"/>
+          <w:sz w:val="28"/>
+        </w:rPr>
+        <w:t>2.5 药物数量管理（新增）</w:t>
+      </w:r>
+    </w:p>
+    <w:p>
+      <w:pPr>
+        <w:pStyle w:val="Heading4"/>
+      </w:pPr>
+      <w:r>
+        <w:rPr>
+          <w:rFonts w:ascii="微软雅黑" w:hAnsi="微软雅黑" w:eastAsia="微软雅黑"/>
+          <w:color w:val="5B9BD5"/>
+          <w:sz w:val="24"/>
+        </w:rPr>
+        <w:t>功能描述</w:t>
+      </w:r>
+    </w:p>
+    <w:p>
+      <w:r>
+        <w:rPr>
+          <w:rFonts w:ascii="微软雅黑" w:hAnsi="微软雅黑" w:eastAsia="微软雅黑"/>
+          <w:b w:val="0"/>
+          <w:i w:val="0"/>
+          <w:sz w:val="22"/>
+        </w:rPr>
+        <w:t>全面管理药物库存，支持随时调整数量、购买补充、新增药物品类，确保药物充足，避免因缺药影响治疗。</w:t>
+      </w:r>
+    </w:p>
+    <w:p>
+      <w:pPr>
+        <w:pStyle w:val="Heading4"/>
+      </w:pPr>
+      <w:r>
+        <w:rPr>
+          <w:rFonts w:ascii="微软雅黑" w:hAnsi="微软雅黑" w:eastAsia="微软雅黑"/>
+          <w:color w:val="5B9BD5"/>
+          <w:sz w:val="24"/>
+        </w:rPr>
+        <w:t>主要功能点</w:t>
+      </w:r>
+    </w:p>
+    <w:p>
+      <w:pPr>
+        <w:pStyle w:val="ListBullet"/>
+      </w:pPr>
+      <w:r>
+        <w:rPr>
+          <w:rFonts w:ascii="微软雅黑" w:hAnsi="微软雅黑" w:eastAsia="微软雅黑"/>
+          <w:sz w:val="22"/>
+        </w:rPr>
+        <w:t>**药物添加**：支持新增药物品类，录入药物名称、剂量、频次、初始库存</w:t>
+      </w:r>
+    </w:p>
+    <w:p>
+      <w:pPr>
+        <w:pStyle w:val="ListBullet"/>
+      </w:pPr>
+      <w:r>
+        <w:rPr>
+          <w:rFonts w:ascii="微软雅黑" w:hAnsi="微软雅黑" w:eastAsia="微软雅黑"/>
+          <w:sz w:val="22"/>
+        </w:rPr>
+        <w:t>**数量调整**：</w:t>
+      </w:r>
+    </w:p>
+    <w:p>
+      <w:r>
+        <w:rPr>
+          <w:rFonts w:ascii="微软雅黑" w:hAnsi="微软雅黑" w:eastAsia="微软雅黑"/>
+          <w:b w:val="0"/>
+          <w:i w:val="0"/>
+          <w:sz w:val="22"/>
+        </w:rPr>
+        <w:t>- **减少数量**：处理药物掉落、原包装数量不足等场景</w:t>
+      </w:r>
+    </w:p>
+    <w:p>
+      <w:r>
+        <w:rPr>
+          <w:rFonts w:ascii="微软雅黑" w:hAnsi="微软雅黑" w:eastAsia="微软雅黑"/>
+          <w:b w:val="0"/>
+          <w:i w:val="0"/>
+          <w:sz w:val="22"/>
+        </w:rPr>
+        <w:t>- **增加数量**：记录重新购买、他人赠送等库存增加</w:t>
+      </w:r>
+    </w:p>
+    <w:p>
+      <w:r>
+        <w:rPr>
+          <w:rFonts w:ascii="微软雅黑" w:hAnsi="微软雅黑" w:eastAsia="微软雅黑"/>
+          <w:b w:val="0"/>
+          <w:i w:val="0"/>
+          <w:sz w:val="22"/>
+        </w:rPr>
+        <w:t>- **直接设置**：盘点后直接修正库存数量</w:t>
+      </w:r>
+    </w:p>
+    <w:p>
+      <w:pPr>
+        <w:pStyle w:val="ListBullet"/>
+      </w:pPr>
+      <w:r>
+        <w:rPr>
+          <w:rFonts w:ascii="微软雅黑" w:hAnsi="微软雅黑" w:eastAsia="微软雅黑"/>
+          <w:sz w:val="22"/>
+        </w:rPr>
+        <w:t>**购买补充**：记录购药来源、购买日期、购买数量，自动累加库存</w:t>
+      </w:r>
+    </w:p>
+    <w:p>
+      <w:pPr>
+        <w:pStyle w:val="ListBullet"/>
+      </w:pPr>
+      <w:r>
+        <w:rPr>
+          <w:rFonts w:ascii="微软雅黑" w:hAnsi="微软雅黑" w:eastAsia="微软雅黑"/>
+          <w:sz w:val="22"/>
+        </w:rPr>
+        <w:t>**库存预警**：设置库存阈值，低于阈值自动提醒购药</w:t>
+      </w:r>
+    </w:p>
+    <w:p>
+      <w:pPr>
+        <w:pStyle w:val="ListBullet"/>
+      </w:pPr>
+      <w:r>
+        <w:rPr>
+          <w:rFonts w:ascii="微软雅黑" w:hAnsi="微软雅黑" w:eastAsia="微软雅黑"/>
+          <w:sz w:val="22"/>
+        </w:rPr>
+        <w:t>**历史记录**：完整的库存变动日志，可追溯每次数量调整的原因和时间</w:t>
+      </w:r>
+    </w:p>
+    <w:p>
+      <w:pPr>
+        <w:pStyle w:val="Heading4"/>
+      </w:pPr>
+      <w:r>
+        <w:rPr>
+          <w:rFonts w:ascii="微软雅黑" w:hAnsi="微软雅黑" w:eastAsia="微软雅黑"/>
+          <w:color w:val="5B9BD5"/>
+          <w:sz w:val="24"/>
+        </w:rPr>
+        <w:t>技术实现</w:t>
+      </w:r>
+    </w:p>
+    <w:p>
+      <w:pPr>
+        <w:pStyle w:val="ListBullet"/>
+      </w:pPr>
+      <w:r>
+        <w:rPr>
+          <w:rFonts w:ascii="微软雅黑" w:hAnsi="微软雅黑" w:eastAsia="微软雅黑"/>
+          <w:sz w:val="22"/>
+        </w:rPr>
+        <w:t>RESTful API设计，支持增删改查操作</w:t>
+      </w:r>
+    </w:p>
+    <w:p>
+      <w:pPr>
+        <w:pStyle w:val="ListBullet"/>
+      </w:pPr>
+      <w:r>
+        <w:rPr>
+          <w:rFonts w:ascii="微软雅黑" w:hAnsi="微软雅黑" w:eastAsia="微软雅黑"/>
+          <w:sz w:val="22"/>
+        </w:rPr>
+        <w:t>库存变动日志表，记录每次操作详情</w:t>
+      </w:r>
+    </w:p>
+    <w:p>
+      <w:pPr>
+        <w:pStyle w:val="ListBullet"/>
+      </w:pPr>
+      <w:r>
+        <w:rPr>
+          <w:rFonts w:ascii="微软雅黑" w:hAnsi="微软雅黑" w:eastAsia="微软雅黑"/>
+          <w:sz w:val="22"/>
+        </w:rPr>
+        <w:t>智能预警算法，支持自定义阈值</w:t>
+      </w:r>
+    </w:p>
+    <w:p>
+      <w:r>
+        <w:rPr>
+          <w:rFonts w:ascii="微软雅黑" w:hAnsi="微软雅黑" w:eastAsia="微软雅黑"/>
+          <w:b w:val="0"/>
+          <w:i w:val="0"/>
+          <w:sz w:val="22"/>
+        </w:rPr>
+        <w:t>---</w:t>
+      </w:r>
+    </w:p>
+    <w:p>
+      <w:pPr>
         <w:pStyle w:val="Heading2"/>
       </w:pPr>
       <w:r>
@@ -932,6 +1135,8 @@
         <w:t>├─────────────────────────────────────────────────────────────┤</w:t>
         <w:br/>
         <w:t>│  认证服务  │  药物服务  │  血压服务  │  预警服务  │  微信服务 │</w:t>
+        <w:br/>
+        <w:t>│  库存管理服务                                                  │</w:t>
         <w:br/>
         <w:t>└─────────────────────────────────────────────────────────────┘</w:t>
         <w:br/>
@@ -1898,7 +2103,84 @@
           <w:i w:val="0"/>
           <w:sz w:val="22"/>
         </w:rPr>
-        <w:t>6. **MedicationLog（服药日志表）**</w:t>
+        <w:t>- 当前库存数量</w:t>
+      </w:r>
+    </w:p>
+    <w:p>
+      <w:r>
+        <w:rPr>
+          <w:rFonts w:ascii="微软雅黑" w:hAnsi="微软雅黑" w:eastAsia="微软雅黑"/>
+          <w:b w:val="0"/>
+          <w:i w:val="0"/>
+          <w:sz w:val="22"/>
+        </w:rPr>
+        <w:t>6. **InventoryLog（库存日志表）**</w:t>
+      </w:r>
+    </w:p>
+    <w:p>
+      <w:r>
+        <w:rPr>
+          <w:rFonts w:ascii="微软雅黑" w:hAnsi="微软雅黑" w:eastAsia="微软雅黑"/>
+          <w:b w:val="0"/>
+          <w:i w:val="0"/>
+          <w:sz w:val="22"/>
+        </w:rPr>
+        <w:t>- 变动类型（增加/减少/设置/购买）</w:t>
+      </w:r>
+    </w:p>
+    <w:p>
+      <w:r>
+        <w:rPr>
+          <w:rFonts w:ascii="微软雅黑" w:hAnsi="微软雅黑" w:eastAsia="微软雅黑"/>
+          <w:b w:val="0"/>
+          <w:i w:val="0"/>
+          <w:sz w:val="22"/>
+        </w:rPr>
+        <w:t>- 变动数量</w:t>
+      </w:r>
+    </w:p>
+    <w:p>
+      <w:r>
+        <w:rPr>
+          <w:rFonts w:ascii="微软雅黑" w:hAnsi="微软雅黑" w:eastAsia="微软雅黑"/>
+          <w:b w:val="0"/>
+          <w:i w:val="0"/>
+          <w:sz w:val="22"/>
+        </w:rPr>
+        <w:t>- 变动原因</w:t>
+      </w:r>
+    </w:p>
+    <w:p>
+      <w:r>
+        <w:rPr>
+          <w:rFonts w:ascii="微软雅黑" w:hAnsi="微软雅黑" w:eastAsia="微软雅黑"/>
+          <w:b w:val="0"/>
+          <w:i w:val="0"/>
+          <w:sz w:val="22"/>
+        </w:rPr>
+        <w:t>- 操作时间</w:t>
+      </w:r>
+    </w:p>
+    <w:p>
+      <w:r>
+        <w:rPr>
+          <w:rFonts w:ascii="微软雅黑" w:hAnsi="微软雅黑" w:eastAsia="微软雅黑"/>
+          <w:b w:val="0"/>
+          <w:i w:val="0"/>
+          <w:sz w:val="22"/>
+        </w:rPr>
+        <w:t>- 操作人</w:t>
+      </w:r>
+    </w:p>
+    <w:p>
+      <w:r>
+        <w:rPr>
+          <w:rFonts w:ascii="微软雅黑" w:hAnsi="微软雅黑" w:eastAsia="微软雅黑"/>
+          <w:b w:val="0"/>
+          <w:i w:val="0"/>
+          <w:sz w:val="22"/>
+        </w:rPr>
+        <w:t>7. **MedicationLog（服药日志表）**</w:t>
       </w:r>
     </w:p>
     <w:p>
@@ -1953,7 +2235,7 @@
           <w:i w:val="0"/>
           <w:sz w:val="22"/>
         </w:rPr>
-        <w:t>7. **BloodPressureRecord（血压记录表）**</w:t>
+        <w:t>8. **BloodPressureRecord（血压记录表）**</w:t>
       </w:r>
     </w:p>
     <w:p>
@@ -1997,7 +2279,7 @@
           <w:i w:val="0"/>
           <w:sz w:val="22"/>
         </w:rPr>
-        <w:t>8. **Alert（预警表）**</w:t>
+        <w:t>9. **Alert（预警表）**</w:t>
       </w:r>
     </w:p>
     <w:p>
@@ -2170,6 +2452,50 @@
       </w:r>
     </w:p>
     <w:p>
+      <w:r>
+        <w:rPr>
+          <w:rFonts w:ascii="微软雅黑" w:hAnsi="微软雅黑" w:eastAsia="微软雅黑"/>
+          <w:b w:val="0"/>
+          <w:i w:val="0"/>
+          <w:sz w:val="22"/>
+        </w:rPr>
+        <w:t>4. **药物库存智能管理**</w:t>
+      </w:r>
+    </w:p>
+    <w:p>
+      <w:r>
+        <w:rPr>
+          <w:rFonts w:ascii="微软雅黑" w:hAnsi="微软雅黑" w:eastAsia="微软雅黑"/>
+          <w:b w:val="0"/>
+          <w:i w:val="0"/>
+          <w:sz w:val="22"/>
+        </w:rPr>
+        <w:t>- 支持多场景库存调整（掉落、补充、盘点）</w:t>
+      </w:r>
+    </w:p>
+    <w:p>
+      <w:r>
+        <w:rPr>
+          <w:rFonts w:ascii="微软雅黑" w:hAnsi="微软雅黑" w:eastAsia="微软雅黑"/>
+          <w:b w:val="0"/>
+          <w:i w:val="0"/>
+          <w:sz w:val="22"/>
+        </w:rPr>
+        <w:t>- 库存变动全程可追溯</w:t>
+      </w:r>
+    </w:p>
+    <w:p>
+      <w:r>
+        <w:rPr>
+          <w:rFonts w:ascii="微软雅黑" w:hAnsi="微软雅黑" w:eastAsia="微软雅黑"/>
+          <w:b w:val="0"/>
+          <w:i w:val="0"/>
+          <w:sz w:val="22"/>
+        </w:rPr>
+        <w:t>- 智能库存预警，避免断药风险</w:t>
+      </w:r>
+    </w:p>
+    <w:p>
       <w:pPr>
         <w:pStyle w:val="Heading3"/>
       </w:pPr>
@@ -2289,6 +2615,39 @@
           <w:i w:val="0"/>
           <w:sz w:val="22"/>
         </w:rPr>
+        <w:t>4. **药物管理闭环**</w:t>
+      </w:r>
+    </w:p>
+    <w:p>
+      <w:r>
+        <w:rPr>
+          <w:rFonts w:ascii="微软雅黑" w:hAnsi="微软雅黑" w:eastAsia="微软雅黑"/>
+          <w:b w:val="0"/>
+          <w:i w:val="0"/>
+          <w:sz w:val="22"/>
+        </w:rPr>
+        <w:t>- 从服药提醒到库存管理的全链路覆盖</w:t>
+      </w:r>
+    </w:p>
+    <w:p>
+      <w:r>
+        <w:rPr>
+          <w:rFonts w:ascii="微软雅黑" w:hAnsi="微软雅黑" w:eastAsia="微软雅黑"/>
+          <w:b w:val="0"/>
+          <w:i w:val="0"/>
+          <w:sz w:val="22"/>
+        </w:rPr>
+        <w:t>- 确保"提醒-服药-补充"完整闭环</w:t>
+      </w:r>
+    </w:p>
+    <w:p>
+      <w:r>
+        <w:rPr>
+          <w:rFonts w:ascii="微软雅黑" w:hAnsi="微软雅黑" w:eastAsia="微软雅黑"/>
+          <w:b w:val="0"/>
+          <w:i w:val="0"/>
+          <w:sz w:val="22"/>
+        </w:rPr>
         <w:t>---</w:t>
       </w:r>
     </w:p>
@@ -2302,7 +2661,7 @@
           <w:color w:val="2E75B6"/>
           <w:sz w:val="32"/>
         </w:rPr>
-        <w:t>五、实施计划</w:t>
+        <w:t>五、API接口设计</w:t>
       </w:r>
     </w:p>
     <w:p>
@@ -2315,7 +2674,607 @@
           <w:color w:val="4472C4"/>
           <w:sz w:val="28"/>
         </w:rPr>
-        <w:t>5.1 开发阶段</w:t>
+        <w:t>5.1 药物管理API</w:t>
+      </w:r>
+    </w:p>
+    <w:tbl>
+      <w:tblPr>
+        <w:tblW w:type="auto" w:w="0"/>
+        <w:jc w:val="center"/>
+        <w:tblLook w:firstColumn="1" w:firstRow="1" w:lastColumn="0" w:lastRow="0" w:noHBand="0" w:noVBand="1" w:val="04A0"/>
+        <w:tblBorders>
+          <w:top w:val="single" w:sz="4" w:space="0" w:color="999999"/>
+          <w:left w:val="single" w:sz="4" w:space="0" w:color="999999"/>
+          <w:bottom w:val="single" w:sz="4" w:space="0" w:color="999999"/>
+          <w:right w:val="single" w:sz="4" w:space="0" w:color="999999"/>
+          <w:insideH w:val="single" w:sz="4" w:space="0" w:color="999999"/>
+          <w:insideV w:val="single" w:sz="4" w:space="0" w:color="999999"/>
+        </w:tblBorders>
+      </w:tblPr>
+      <w:tblGrid>
+        <w:gridCol w:w="2880"/>
+        <w:gridCol w:w="2880"/>
+        <w:gridCol w:w="2880"/>
+      </w:tblGrid>
+      <w:tr>
+        <w:tc>
+          <w:tcPr>
+            <w:tcW w:type="dxa" w:w="2880"/>
+          </w:tcPr>
+          <w:p>
+            <w:pPr>
+              <w:jc w:val="center"/>
+            </w:pPr>
+            <w:r>
+              <w:rPr>
+                <w:rFonts w:ascii="微软雅黑" w:hAnsi="微软雅黑" w:eastAsia="微软雅黑"/>
+                <w:b/>
+                <w:sz w:val="20"/>
+              </w:rPr>
+              <w:t>接口</w:t>
+            </w:r>
+          </w:p>
+        </w:tc>
+        <w:tc>
+          <w:tcPr>
+            <w:tcW w:type="dxa" w:w="2880"/>
+          </w:tcPr>
+          <w:p>
+            <w:pPr>
+              <w:jc w:val="center"/>
+            </w:pPr>
+            <w:r>
+              <w:rPr>
+                <w:rFonts w:ascii="微软雅黑" w:hAnsi="微软雅黑" w:eastAsia="微软雅黑"/>
+                <w:b/>
+                <w:sz w:val="20"/>
+              </w:rPr>
+              <w:t>方法</w:t>
+            </w:r>
+          </w:p>
+        </w:tc>
+        <w:tc>
+          <w:tcPr>
+            <w:tcW w:type="dxa" w:w="2880"/>
+          </w:tcPr>
+          <w:p>
+            <w:pPr>
+              <w:jc w:val="center"/>
+            </w:pPr>
+            <w:r>
+              <w:rPr>
+                <w:rFonts w:ascii="微软雅黑" w:hAnsi="微软雅黑" w:eastAsia="微软雅黑"/>
+                <w:b/>
+                <w:sz w:val="20"/>
+              </w:rPr>
+              <w:t>描述</w:t>
+            </w:r>
+          </w:p>
+        </w:tc>
+      </w:tr>
+      <w:tr>
+        <w:tc>
+          <w:tcPr>
+            <w:tcW w:type="dxa" w:w="2880"/>
+          </w:tcPr>
+          <w:p>
+            <w:r>
+              <w:rPr>
+                <w:rFonts w:ascii="微软雅黑" w:hAnsi="微软雅黑" w:eastAsia="微软雅黑"/>
+                <w:sz w:val="20"/>
+              </w:rPr>
+              <w:t>`/api/medication/add`</w:t>
+            </w:r>
+          </w:p>
+        </w:tc>
+        <w:tc>
+          <w:tcPr>
+            <w:tcW w:type="dxa" w:w="2880"/>
+          </w:tcPr>
+          <w:p>
+            <w:r>
+              <w:rPr>
+                <w:rFonts w:ascii="微软雅黑" w:hAnsi="微软雅黑" w:eastAsia="微软雅黑"/>
+                <w:sz w:val="20"/>
+              </w:rPr>
+              <w:t>POST</w:t>
+            </w:r>
+          </w:p>
+        </w:tc>
+        <w:tc>
+          <w:tcPr>
+            <w:tcW w:type="dxa" w:w="2880"/>
+          </w:tcPr>
+          <w:p>
+            <w:r>
+              <w:rPr>
+                <w:rFonts w:ascii="微软雅黑" w:hAnsi="微软雅黑" w:eastAsia="微软雅黑"/>
+                <w:sz w:val="20"/>
+              </w:rPr>
+              <w:t>添加新药</w:t>
+            </w:r>
+          </w:p>
+        </w:tc>
+      </w:tr>
+      <w:tr>
+        <w:tc>
+          <w:tcPr>
+            <w:tcW w:type="dxa" w:w="2880"/>
+          </w:tcPr>
+          <w:p>
+            <w:r>
+              <w:rPr>
+                <w:rFonts w:ascii="微软雅黑" w:hAnsi="微软雅黑" w:eastAsia="微软雅黑"/>
+                <w:sz w:val="20"/>
+              </w:rPr>
+              <w:t>`/api/medication/list`</w:t>
+            </w:r>
+          </w:p>
+        </w:tc>
+        <w:tc>
+          <w:tcPr>
+            <w:tcW w:type="dxa" w:w="2880"/>
+          </w:tcPr>
+          <w:p>
+            <w:r>
+              <w:rPr>
+                <w:rFonts w:ascii="微软雅黑" w:hAnsi="微软雅黑" w:eastAsia="微软雅黑"/>
+                <w:sz w:val="20"/>
+              </w:rPr>
+              <w:t>GET</w:t>
+            </w:r>
+          </w:p>
+        </w:tc>
+        <w:tc>
+          <w:tcPr>
+            <w:tcW w:type="dxa" w:w="2880"/>
+          </w:tcPr>
+          <w:p>
+            <w:r>
+              <w:rPr>
+                <w:rFonts w:ascii="微软雅黑" w:hAnsi="微软雅黑" w:eastAsia="微软雅黑"/>
+                <w:sz w:val="20"/>
+              </w:rPr>
+              <w:t>获取药物列表</w:t>
+            </w:r>
+          </w:p>
+        </w:tc>
+      </w:tr>
+      <w:tr>
+        <w:tc>
+          <w:tcPr>
+            <w:tcW w:type="dxa" w:w="2880"/>
+          </w:tcPr>
+          <w:p>
+            <w:r>
+              <w:rPr>
+                <w:rFonts w:ascii="微软雅黑" w:hAnsi="微软雅黑" w:eastAsia="微软雅黑"/>
+                <w:sz w:val="20"/>
+              </w:rPr>
+              <w:t>`/api/medication/quantity/adjust`</w:t>
+            </w:r>
+          </w:p>
+        </w:tc>
+        <w:tc>
+          <w:tcPr>
+            <w:tcW w:type="dxa" w:w="2880"/>
+          </w:tcPr>
+          <w:p>
+            <w:r>
+              <w:rPr>
+                <w:rFonts w:ascii="微软雅黑" w:hAnsi="微软雅黑" w:eastAsia="微软雅黑"/>
+                <w:sz w:val="20"/>
+              </w:rPr>
+              <w:t>POST</w:t>
+            </w:r>
+          </w:p>
+        </w:tc>
+        <w:tc>
+          <w:tcPr>
+            <w:tcW w:type="dxa" w:w="2880"/>
+          </w:tcPr>
+          <w:p>
+            <w:r>
+              <w:rPr>
+                <w:rFonts w:ascii="微软雅黑" w:hAnsi="微软雅黑" w:eastAsia="微软雅黑"/>
+                <w:sz w:val="20"/>
+              </w:rPr>
+              <w:t>调整药物数量</w:t>
+            </w:r>
+          </w:p>
+        </w:tc>
+      </w:tr>
+      <w:tr>
+        <w:tc>
+          <w:tcPr>
+            <w:tcW w:type="dxa" w:w="2880"/>
+          </w:tcPr>
+          <w:p>
+            <w:r>
+              <w:rPr>
+                <w:rFonts w:ascii="微软雅黑" w:hAnsi="微软雅黑" w:eastAsia="微软雅黑"/>
+                <w:sz w:val="20"/>
+              </w:rPr>
+              <w:t>`/api/medication/quantity/replenish`</w:t>
+            </w:r>
+          </w:p>
+        </w:tc>
+        <w:tc>
+          <w:tcPr>
+            <w:tcW w:type="dxa" w:w="2880"/>
+          </w:tcPr>
+          <w:p>
+            <w:r>
+              <w:rPr>
+                <w:rFonts w:ascii="微软雅黑" w:hAnsi="微软雅黑" w:eastAsia="微软雅黑"/>
+                <w:sz w:val="20"/>
+              </w:rPr>
+              <w:t>POST</w:t>
+            </w:r>
+          </w:p>
+        </w:tc>
+        <w:tc>
+          <w:tcPr>
+            <w:tcW w:type="dxa" w:w="2880"/>
+          </w:tcPr>
+          <w:p>
+            <w:r>
+              <w:rPr>
+                <w:rFonts w:ascii="微软雅黑" w:hAnsi="微软雅黑" w:eastAsia="微软雅黑"/>
+                <w:sz w:val="20"/>
+              </w:rPr>
+              <w:t>购买补充库存</w:t>
+            </w:r>
+          </w:p>
+        </w:tc>
+      </w:tr>
+      <w:tr>
+        <w:tc>
+          <w:tcPr>
+            <w:tcW w:type="dxa" w:w="2880"/>
+          </w:tcPr>
+          <w:p>
+            <w:r>
+              <w:rPr>
+                <w:rFonts w:ascii="微软雅黑" w:hAnsi="微软雅黑" w:eastAsia="微软雅黑"/>
+                <w:sz w:val="20"/>
+              </w:rPr>
+              <w:t>`/api/medication/quantity/history`</w:t>
+            </w:r>
+          </w:p>
+        </w:tc>
+        <w:tc>
+          <w:tcPr>
+            <w:tcW w:type="dxa" w:w="2880"/>
+          </w:tcPr>
+          <w:p>
+            <w:r>
+              <w:rPr>
+                <w:rFonts w:ascii="微软雅黑" w:hAnsi="微软雅黑" w:eastAsia="微软雅黑"/>
+                <w:sz w:val="20"/>
+              </w:rPr>
+              <w:t>GET</w:t>
+            </w:r>
+          </w:p>
+        </w:tc>
+        <w:tc>
+          <w:tcPr>
+            <w:tcW w:type="dxa" w:w="2880"/>
+          </w:tcPr>
+          <w:p>
+            <w:r>
+              <w:rPr>
+                <w:rFonts w:ascii="微软雅黑" w:hAnsi="微软雅黑" w:eastAsia="微软雅黑"/>
+                <w:sz w:val="20"/>
+              </w:rPr>
+              <w:t>获取库存历史记录</w:t>
+            </w:r>
+          </w:p>
+        </w:tc>
+      </w:tr>
+      <w:tr>
+        <w:tc>
+          <w:tcPr>
+            <w:tcW w:type="dxa" w:w="2880"/>
+          </w:tcPr>
+          <w:p>
+            <w:r>
+              <w:rPr>
+                <w:rFonts w:ascii="微软雅黑" w:hAnsi="微软雅黑" w:eastAsia="微软雅黑"/>
+                <w:sz w:val="20"/>
+              </w:rPr>
+              <w:t>`/api/medication/quantity/warning`</w:t>
+            </w:r>
+          </w:p>
+        </w:tc>
+        <w:tc>
+          <w:tcPr>
+            <w:tcW w:type="dxa" w:w="2880"/>
+          </w:tcPr>
+          <w:p>
+            <w:r>
+              <w:rPr>
+                <w:rFonts w:ascii="微软雅黑" w:hAnsi="微软雅黑" w:eastAsia="微软雅黑"/>
+                <w:sz w:val="20"/>
+              </w:rPr>
+              <w:t>GET</w:t>
+            </w:r>
+          </w:p>
+        </w:tc>
+        <w:tc>
+          <w:tcPr>
+            <w:tcW w:type="dxa" w:w="2880"/>
+          </w:tcPr>
+          <w:p>
+            <w:r>
+              <w:rPr>
+                <w:rFonts w:ascii="微软雅黑" w:hAnsi="微软雅黑" w:eastAsia="微软雅黑"/>
+                <w:sz w:val="20"/>
+              </w:rPr>
+              <w:t>获取库存预警</w:t>
+            </w:r>
+          </w:p>
+        </w:tc>
+      </w:tr>
+    </w:tbl>
+    <w:p/>
+    <w:p>
+      <w:pPr>
+        <w:pStyle w:val="Heading3"/>
+      </w:pPr>
+      <w:r>
+        <w:rPr>
+          <w:rFonts w:ascii="微软雅黑" w:hAnsi="微软雅黑" w:eastAsia="微软雅黑"/>
+          <w:color w:val="4472C4"/>
+          <w:sz w:val="28"/>
+        </w:rPr>
+        <w:t>5.2 血压管理API</w:t>
+      </w:r>
+    </w:p>
+    <w:tbl>
+      <w:tblPr>
+        <w:tblW w:type="auto" w:w="0"/>
+        <w:jc w:val="center"/>
+        <w:tblLook w:firstColumn="1" w:firstRow="1" w:lastColumn="0" w:lastRow="0" w:noHBand="0" w:noVBand="1" w:val="04A0"/>
+        <w:tblBorders>
+          <w:top w:val="single" w:sz="4" w:space="0" w:color="999999"/>
+          <w:left w:val="single" w:sz="4" w:space="0" w:color="999999"/>
+          <w:bottom w:val="single" w:sz="4" w:space="0" w:color="999999"/>
+          <w:right w:val="single" w:sz="4" w:space="0" w:color="999999"/>
+          <w:insideH w:val="single" w:sz="4" w:space="0" w:color="999999"/>
+          <w:insideV w:val="single" w:sz="4" w:space="0" w:color="999999"/>
+        </w:tblBorders>
+      </w:tblPr>
+      <w:tblGrid>
+        <w:gridCol w:w="2880"/>
+        <w:gridCol w:w="2880"/>
+        <w:gridCol w:w="2880"/>
+      </w:tblGrid>
+      <w:tr>
+        <w:tc>
+          <w:tcPr>
+            <w:tcW w:type="dxa" w:w="2880"/>
+          </w:tcPr>
+          <w:p>
+            <w:pPr>
+              <w:jc w:val="center"/>
+            </w:pPr>
+            <w:r>
+              <w:rPr>
+                <w:rFonts w:ascii="微软雅黑" w:hAnsi="微软雅黑" w:eastAsia="微软雅黑"/>
+                <w:b/>
+                <w:sz w:val="20"/>
+              </w:rPr>
+              <w:t>接口</w:t>
+            </w:r>
+          </w:p>
+        </w:tc>
+        <w:tc>
+          <w:tcPr>
+            <w:tcW w:type="dxa" w:w="2880"/>
+          </w:tcPr>
+          <w:p>
+            <w:pPr>
+              <w:jc w:val="center"/>
+            </w:pPr>
+            <w:r>
+              <w:rPr>
+                <w:rFonts w:ascii="微软雅黑" w:hAnsi="微软雅黑" w:eastAsia="微软雅黑"/>
+                <w:b/>
+                <w:sz w:val="20"/>
+              </w:rPr>
+              <w:t>方法</w:t>
+            </w:r>
+          </w:p>
+        </w:tc>
+        <w:tc>
+          <w:tcPr>
+            <w:tcW w:type="dxa" w:w="2880"/>
+          </w:tcPr>
+          <w:p>
+            <w:pPr>
+              <w:jc w:val="center"/>
+            </w:pPr>
+            <w:r>
+              <w:rPr>
+                <w:rFonts w:ascii="微软雅黑" w:hAnsi="微软雅黑" w:eastAsia="微软雅黑"/>
+                <w:b/>
+                <w:sz w:val="20"/>
+              </w:rPr>
+              <w:t>描述</w:t>
+            </w:r>
+          </w:p>
+        </w:tc>
+      </w:tr>
+      <w:tr>
+        <w:tc>
+          <w:tcPr>
+            <w:tcW w:type="dxa" w:w="2880"/>
+          </w:tcPr>
+          <w:p>
+            <w:r>
+              <w:rPr>
+                <w:rFonts w:ascii="微软雅黑" w:hAnsi="微软雅黑" w:eastAsia="微软雅黑"/>
+                <w:sz w:val="20"/>
+              </w:rPr>
+              <w:t>`/api/bp/record`</w:t>
+            </w:r>
+          </w:p>
+        </w:tc>
+        <w:tc>
+          <w:tcPr>
+            <w:tcW w:type="dxa" w:w="2880"/>
+          </w:tcPr>
+          <w:p>
+            <w:r>
+              <w:rPr>
+                <w:rFonts w:ascii="微软雅黑" w:hAnsi="微软雅黑" w:eastAsia="微软雅黑"/>
+                <w:sz w:val="20"/>
+              </w:rPr>
+              <w:t>POST</w:t>
+            </w:r>
+          </w:p>
+        </w:tc>
+        <w:tc>
+          <w:tcPr>
+            <w:tcW w:type="dxa" w:w="2880"/>
+          </w:tcPr>
+          <w:p>
+            <w:r>
+              <w:rPr>
+                <w:rFonts w:ascii="微软雅黑" w:hAnsi="微软雅黑" w:eastAsia="微软雅黑"/>
+                <w:sz w:val="20"/>
+              </w:rPr>
+              <w:t>添加血压记录</w:t>
+            </w:r>
+          </w:p>
+        </w:tc>
+      </w:tr>
+      <w:tr>
+        <w:tc>
+          <w:tcPr>
+            <w:tcW w:type="dxa" w:w="2880"/>
+          </w:tcPr>
+          <w:p>
+            <w:r>
+              <w:rPr>
+                <w:rFonts w:ascii="微软雅黑" w:hAnsi="微软雅黑" w:eastAsia="微软雅黑"/>
+                <w:sz w:val="20"/>
+              </w:rPr>
+              <w:t>`/api/bp/analysis/&lt;id&gt;`</w:t>
+            </w:r>
+          </w:p>
+        </w:tc>
+        <w:tc>
+          <w:tcPr>
+            <w:tcW w:type="dxa" w:w="2880"/>
+          </w:tcPr>
+          <w:p>
+            <w:r>
+              <w:rPr>
+                <w:rFonts w:ascii="微软雅黑" w:hAnsi="微软雅黑" w:eastAsia="微软雅黑"/>
+                <w:sz w:val="20"/>
+              </w:rPr>
+              <w:t>GET</w:t>
+            </w:r>
+          </w:p>
+        </w:tc>
+        <w:tc>
+          <w:tcPr>
+            <w:tcW w:type="dxa" w:w="2880"/>
+          </w:tcPr>
+          <w:p>
+            <w:r>
+              <w:rPr>
+                <w:rFonts w:ascii="微软雅黑" w:hAnsi="微软雅黑" w:eastAsia="微软雅黑"/>
+                <w:sz w:val="20"/>
+              </w:rPr>
+              <w:t>获取血压分析</w:t>
+            </w:r>
+          </w:p>
+        </w:tc>
+      </w:tr>
+      <w:tr>
+        <w:tc>
+          <w:tcPr>
+            <w:tcW w:type="dxa" w:w="2880"/>
+          </w:tcPr>
+          <w:p>
+            <w:r>
+              <w:rPr>
+                <w:rFonts w:ascii="微软雅黑" w:hAnsi="微软雅黑" w:eastAsia="微软雅黑"/>
+                <w:sz w:val="20"/>
+              </w:rPr>
+              <w:t>`/api/bp/health`</w:t>
+            </w:r>
+          </w:p>
+        </w:tc>
+        <w:tc>
+          <w:tcPr>
+            <w:tcW w:type="dxa" w:w="2880"/>
+          </w:tcPr>
+          <w:p>
+            <w:r>
+              <w:rPr>
+                <w:rFonts w:ascii="微软雅黑" w:hAnsi="微软雅黑" w:eastAsia="微软雅黑"/>
+                <w:sz w:val="20"/>
+              </w:rPr>
+              <w:t>GET</w:t>
+            </w:r>
+          </w:p>
+        </w:tc>
+        <w:tc>
+          <w:tcPr>
+            <w:tcW w:type="dxa" w:w="2880"/>
+          </w:tcPr>
+          <w:p>
+            <w:r>
+              <w:rPr>
+                <w:rFonts w:ascii="微软雅黑" w:hAnsi="微软雅黑" w:eastAsia="微软雅黑"/>
+                <w:sz w:val="20"/>
+              </w:rPr>
+              <w:t>血压服务健康检查</w:t>
+            </w:r>
+          </w:p>
+        </w:tc>
+      </w:tr>
+    </w:tbl>
+    <w:p/>
+    <w:p>
+      <w:r>
+        <w:rPr>
+          <w:rFonts w:ascii="微软雅黑" w:hAnsi="微软雅黑" w:eastAsia="微软雅黑"/>
+          <w:b w:val="0"/>
+          <w:i w:val="0"/>
+          <w:sz w:val="22"/>
+        </w:rPr>
+        <w:t>---</w:t>
+      </w:r>
+    </w:p>
+    <w:p>
+      <w:pPr>
+        <w:pStyle w:val="Heading2"/>
+      </w:pPr>
+      <w:r>
+        <w:rPr>
+          <w:rFonts w:ascii="微软雅黑" w:hAnsi="微软雅黑" w:eastAsia="微软雅黑"/>
+          <w:color w:val="2E75B6"/>
+          <w:sz w:val="32"/>
+        </w:rPr>
+        <w:t>六、实施计划</w:t>
+      </w:r>
+    </w:p>
+    <w:p>
+      <w:pPr>
+        <w:pStyle w:val="Heading3"/>
+      </w:pPr>
+      <w:r>
+        <w:rPr>
+          <w:rFonts w:ascii="微软雅黑" w:hAnsi="微软雅黑" w:eastAsia="微软雅黑"/>
+          <w:color w:val="4472C4"/>
+          <w:sz w:val="28"/>
+        </w:rPr>
+        <w:t>6.1 开发阶段</w:t>
       </w:r>
     </w:p>
     <w:tbl>
@@ -2581,7 +3540,7 @@
           <w:color w:val="4472C4"/>
           <w:sz w:val="28"/>
         </w:rPr>
-        <w:t>5.2 测试计划</w:t>
+        <w:t>6.2 测试计划</w:t>
       </w:r>
     </w:p>
     <w:p>
@@ -2653,7 +3612,7 @@
           <w:color w:val="2E75B6"/>
           <w:sz w:val="32"/>
         </w:rPr>
-        <w:t>六、部署方案</w:t>
+        <w:t>七、部署方案</w:t>
       </w:r>
     </w:p>
     <w:p>
@@ -2666,7 +3625,7 @@
           <w:color w:val="4472C4"/>
           <w:sz w:val="28"/>
         </w:rPr>
-        <w:t>6.1 环境要求</w:t>
+        <w:t>7.1 环境要求</w:t>
       </w:r>
     </w:p>
     <w:p>
@@ -2727,7 +3686,7 @@
           <w:color w:val="4472C4"/>
           <w:sz w:val="28"/>
         </w:rPr>
-        <w:t>6.2 部署步骤</w:t>
+        <w:t>7.2 部署步骤</w:t>
       </w:r>
     </w:p>
     <w:p>
@@ -2927,7 +3886,7 @@
           <w:color w:val="2E75B6"/>
           <w:sz w:val="32"/>
         </w:rPr>
-        <w:t>七、预期效果与社会价值</w:t>
+        <w:t>八、预期效果与社会价值</w:t>
       </w:r>
     </w:p>
     <w:p>
@@ -2940,7 +3899,7 @@
           <w:color w:val="4472C4"/>
           <w:sz w:val="28"/>
         </w:rPr>
-        <w:t>7.1 预期效果</w:t>
+        <w:t>8.1 预期效果</w:t>
       </w:r>
     </w:p>
     <w:p>
@@ -2989,7 +3948,7 @@
           <w:color w:val="4472C4"/>
           <w:sz w:val="28"/>
         </w:rPr>
-        <w:t>7.2 社会价值</w:t>
+        <w:t>8.2 社会价值</w:t>
       </w:r>
     </w:p>
     <w:p>
@@ -3112,7 +4071,7 @@
           <w:color w:val="2E75B6"/>
           <w:sz w:val="32"/>
         </w:rPr>
-        <w:t>八、团队介绍</w:t>
+        <w:t>九、团队介绍</w:t>
       </w:r>
     </w:p>
     <w:p>
@@ -3147,7 +4106,7 @@
           <w:color w:val="2E75B6"/>
           <w:sz w:val="32"/>
         </w:rPr>
-        <w:t>九、附录</w:t>
+        <w:t>十、附录</w:t>
       </w:r>
     </w:p>
     <w:p>
@@ -3160,7 +4119,7 @@
           <w:color w:val="4472C4"/>
           <w:sz w:val="28"/>
         </w:rPr>
-        <w:t>9.1 项目代码仓库</w:t>
+        <w:t>10.1 项目代码仓库</w:t>
       </w:r>
     </w:p>
     <w:p>
@@ -3184,7 +4143,7 @@
           <w:color w:val="4472C4"/>
           <w:sz w:val="28"/>
         </w:rPr>
-        <w:t>9.2 快速开始指南</w:t>
+        <w:t>10.2 快速开始指南</w:t>
       </w:r>
     </w:p>
     <w:p>
@@ -3208,7 +4167,7 @@
           <w:color w:val="4472C4"/>
           <w:sz w:val="28"/>
         </w:rPr>
-        <w:t>9.3 联系方式</w:t>
+        <w:t>10.3 联系方式</w:t>
       </w:r>
     </w:p>
     <w:p>
@@ -3241,7 +4200,7 @@
           <w:i w:val="0"/>
           <w:sz w:val="22"/>
         </w:rPr>
-        <w:t>**文档版本**：v1.0</w:t>
+        <w:t>**文档版本**：v2.0</w:t>
       </w:r>
     </w:p>
     <w:p>
@@ -3252,7 +4211,7 @@
           <w:i w:val="0"/>
           <w:sz w:val="22"/>
         </w:rPr>
-        <w:t>**编写日期**：2026年5月4日</w:t>
+        <w:t>**编写日期**：2026年5月10日</w:t>
       </w:r>
     </w:p>
     <w:p>
@@ -3264,6 +4223,17 @@
           <w:sz w:val="22"/>
         </w:rPr>
         <w:t>**项目名称**：血压智能管理 - Blood Pressure Guardian</w:t>
+      </w:r>
+    </w:p>
+    <w:p>
+      <w:r>
+        <w:rPr>
+          <w:rFonts w:ascii="微软雅黑" w:hAnsi="微软雅黑" w:eastAsia="微软雅黑"/>
+          <w:b w:val="0"/>
+          <w:i w:val="0"/>
+          <w:sz w:val="22"/>
+        </w:rPr>
+        <w:t>**更新说明**：新增药物数量管理功能模块，完善API接口设计和数据库设计</w:t>
       </w:r>
     </w:p>
     <w:sectPr>
